--- a/files/cv/donghokang.docx
+++ b/files/cv/donghokang.docx
@@ -359,6 +359,71 @@
         </w:rPr>
         <w:t>Appointments</w:t>
       </w:r>
+    </w:p>
+    <w:p>
+      <w:pPr>
+        <w:tabs>
+          <w:tab w:pos="9000" w:val="right"/>
+        </w:tabs>
+        <w:spacing w:before="0" w:after="0"/>
+      </w:pPr>
+      <w:r>
+        <w:rPr>
+          <w:rFonts w:ascii="Times New Roman" w:hAnsi="Times New Roman" w:eastAsia="NanumGothic"/>
+          <w:b/>
+          <w:i w:val="0"/>
+        </w:rPr>
+        <w:t>Department Chair</w:t>
+      </w:r>
+      <w:r>
+        <w:rPr>
+          <w:rFonts w:ascii="Times New Roman" w:hAnsi="Times New Roman" w:eastAsia="NanumGothic"/>
+          <w:b w:val="0"/>
+          <w:i w:val="0"/>
+        </w:rPr>
+        <w:tab/>
+      </w:r>
+      <w:r>
+        <w:rPr>
+          <w:rFonts w:ascii="Times New Roman" w:hAnsi="Times New Roman" w:eastAsia="NanumGothic"/>
+          <w:b w:val="0"/>
+          <w:i w:val="0"/>
+        </w:rPr>
+        <w:t>Mar. 2026 – Present</w:t>
+      </w:r>
+    </w:p>
+    <w:p>
+      <w:pPr>
+        <w:spacing w:before="0" w:after="0"/>
+        <w:ind w:left="432"/>
+      </w:pPr>
+      <w:r>
+        <w:rPr>
+          <w:rFonts w:ascii="Times New Roman" w:hAnsi="Times New Roman" w:eastAsia="NanumGothic"/>
+          <w:b w:val="0"/>
+          <w:i w:val="0"/>
+        </w:rPr>
+        <w:t>Gwangju Institute of Science &amp; Technology</w:t>
+      </w:r>
+    </w:p>
+    <w:p>
+      <w:pPr>
+        <w:spacing w:before="0" w:after="0"/>
+        <w:ind w:left="432"/>
+      </w:pPr>
+      <w:r>
+        <w:rPr>
+          <w:rFonts w:ascii="Times New Roman" w:hAnsi="Times New Roman" w:eastAsia="NanumGothic"/>
+          <w:b w:val="0"/>
+          <w:i w:val="0"/>
+        </w:rPr>
+        <w:t>Department of Semiconductor Engineering</w:t>
+      </w:r>
+    </w:p>
+    <w:p>
+      <w:pPr>
+        <w:spacing w:before="0" w:after="0"/>
+      </w:pPr>
     </w:p>
     <w:p>
       <w:pPr>

--- a/files/cv/donghokang.docx
+++ b/files/cv/donghokang.docx
@@ -5312,6 +5312,20 @@
                 <w:rFonts w:ascii="Times New Roman" w:hAnsi="Times New Roman" w:eastAsia="NanumGothic"/>
                 <w:sz w:val="20"/>
               </w:rPr>
+              <w:t>S. Lee</w:t>
+            </w:r>
+            <w:r>
+              <w:rPr>
+                <w:rFonts w:ascii="Times New Roman" w:hAnsi="Times New Roman" w:eastAsia="NanumGothic"/>
+                <w:sz w:val="20"/>
+              </w:rPr>
+              <w:t xml:space="preserve">, </w:t>
+            </w:r>
+            <w:r>
+              <w:rPr>
+                <w:rFonts w:ascii="Times New Roman" w:hAnsi="Times New Roman" w:eastAsia="NanumGothic"/>
+                <w:sz w:val="20"/>
+              </w:rPr>
               <w:t>H. Go</w:t>
             </w:r>
             <w:r>
@@ -5326,21 +5340,21 @@
                 <w:rFonts w:ascii="Times New Roman" w:hAnsi="Times New Roman" w:eastAsia="NanumGothic"/>
                 <w:sz w:val="20"/>
               </w:rPr>
-              <w:t>S. Lee</w:t>
-            </w:r>
-            <w:r>
-              <w:rPr>
-                <w:rFonts w:ascii="Times New Roman" w:hAnsi="Times New Roman" w:eastAsia="NanumGothic"/>
-                <w:sz w:val="20"/>
-              </w:rPr>
-              <w:t xml:space="preserve">, </w:t>
-            </w:r>
-            <w:r>
-              <w:rPr>
-                <w:rFonts w:ascii="Times New Roman" w:hAnsi="Times New Roman" w:eastAsia="NanumGothic"/>
-                <w:sz w:val="20"/>
-              </w:rPr>
               <w:t>J. Baek</w:t>
+            </w:r>
+            <w:r>
+              <w:rPr>
+                <w:rFonts w:ascii="Times New Roman" w:hAnsi="Times New Roman" w:eastAsia="NanumGothic"/>
+                <w:sz w:val="20"/>
+              </w:rPr>
+              <w:t xml:space="preserve">, </w:t>
+            </w:r>
+            <w:r>
+              <w:rPr>
+                <w:rFonts w:ascii="Times New Roman" w:hAnsi="Times New Roman" w:eastAsia="NanumGothic"/>
+                <w:sz w:val="20"/>
+              </w:rPr>
+              <w:t>D. Kim</w:t>
             </w:r>
             <w:r>
               <w:rPr>

--- a/files/cv/donghokang.docx
+++ b/files/cv/donghokang.docx
@@ -2130,133 +2130,133 @@
                 <w:rFonts w:ascii="Times New Roman" w:hAnsi="Times New Roman" w:eastAsia="NanumGothic"/>
                 <w:sz w:val="20"/>
               </w:rPr>
+              <w:t xml:space="preserve">, </w:t>
+            </w:r>
+            <w:r>
+              <w:rPr>
+                <w:rFonts w:ascii="Times New Roman" w:hAnsi="Times New Roman" w:eastAsia="NanumGothic"/>
+                <w:sz w:val="20"/>
+              </w:rPr>
+              <w:t>X. Gao</w:t>
+            </w:r>
+            <w:r>
+              <w:rPr>
+                <w:rFonts w:ascii="Times New Roman" w:hAnsi="Times New Roman" w:eastAsia="NanumGothic"/>
+                <w:sz w:val="20"/>
+              </w:rPr>
+              <w:t xml:space="preserve">, </w:t>
+            </w:r>
+            <w:r>
+              <w:rPr>
+                <w:rFonts w:ascii="Times New Roman" w:hAnsi="Times New Roman" w:eastAsia="NanumGothic"/>
+                <w:sz w:val="20"/>
+              </w:rPr>
+              <w:t>S. J. Parluhutan</w:t>
+            </w:r>
+            <w:r>
+              <w:rPr>
+                <w:rFonts w:ascii="Times New Roman" w:hAnsi="Times New Roman" w:eastAsia="NanumGothic"/>
+                <w:sz w:val="20"/>
+              </w:rPr>
+              <w:t xml:space="preserve">, </w:t>
+            </w:r>
+            <w:r>
+              <w:rPr>
+                <w:rFonts w:ascii="Times New Roman" w:hAnsi="Times New Roman" w:eastAsia="NanumGothic"/>
+                <w:sz w:val="20"/>
+              </w:rPr>
+              <w:t>J. Ge</w:t>
+            </w:r>
+            <w:r>
+              <w:rPr>
+                <w:rFonts w:ascii="Times New Roman" w:hAnsi="Times New Roman" w:eastAsia="NanumGothic"/>
+                <w:sz w:val="20"/>
+              </w:rPr>
+              <w:t xml:space="preserve">, </w:t>
+            </w:r>
+            <w:r>
+              <w:rPr>
+                <w:rFonts w:ascii="Times New Roman" w:hAnsi="Times New Roman" w:eastAsia="NanumGothic"/>
+                <w:sz w:val="20"/>
+              </w:rPr>
+              <w:t>S. W. Koh</w:t>
+            </w:r>
+            <w:r>
+              <w:rPr>
+                <w:rFonts w:ascii="Times New Roman" w:hAnsi="Times New Roman" w:eastAsia="NanumGothic"/>
+                <w:sz w:val="20"/>
+              </w:rPr>
+              <w:t xml:space="preserve">, </w:t>
+            </w:r>
+            <w:r>
+              <w:rPr>
+                <w:rFonts w:ascii="Times New Roman" w:hAnsi="Times New Roman" w:eastAsia="NanumGothic"/>
+                <w:sz w:val="20"/>
+              </w:rPr>
+              <w:t>D. Giovanni</w:t>
+            </w:r>
+            <w:r>
+              <w:rPr>
+                <w:rFonts w:ascii="Times New Roman" w:hAnsi="Times New Roman" w:eastAsia="NanumGothic"/>
+                <w:sz w:val="20"/>
+              </w:rPr>
+              <w:t xml:space="preserve">, </w:t>
+            </w:r>
+            <w:r>
+              <w:rPr>
+                <w:rFonts w:ascii="Times New Roman" w:hAnsi="Times New Roman" w:eastAsia="NanumGothic"/>
+                <w:sz w:val="20"/>
+              </w:rPr>
+              <w:t>T. C. Sum</w:t>
+            </w:r>
+            <w:r>
+              <w:rPr>
+                <w:rFonts w:ascii="Times New Roman" w:hAnsi="Times New Roman" w:eastAsia="NanumGothic"/>
+                <w:sz w:val="20"/>
+              </w:rPr>
+              <w:t xml:space="preserve">, </w:t>
+            </w:r>
+            <w:r>
+              <w:rPr>
+                <w:rFonts w:ascii="Times New Roman" w:hAnsi="Times New Roman" w:eastAsia="NanumGothic"/>
+                <w:sz w:val="20"/>
+              </w:rPr>
+              <w:t>Q. J. Wang</w:t>
+            </w:r>
+            <w:r>
+              <w:rPr>
+                <w:rFonts w:ascii="Times New Roman" w:hAnsi="Times New Roman" w:eastAsia="NanumGothic"/>
+                <w:sz w:val="20"/>
+              </w:rPr>
+              <w:t xml:space="preserve">, </w:t>
+            </w:r>
+            <w:r>
+              <w:rPr>
+                <w:rFonts w:ascii="Times New Roman" w:hAnsi="Times New Roman" w:eastAsia="NanumGothic"/>
+                <w:sz w:val="20"/>
+              </w:rPr>
+              <w:t>H. Li</w:t>
+            </w:r>
+            <w:r>
+              <w:rPr>
+                <w:rFonts w:ascii="Times New Roman" w:hAnsi="Times New Roman" w:eastAsia="NanumGothic"/>
+                <w:sz w:val="20"/>
+              </w:rPr>
+              <w:t xml:space="preserve">, </w:t>
+            </w:r>
+            <w:r>
+              <w:rPr>
+                <w:rFonts w:ascii="Times New Roman" w:hAnsi="Times New Roman" w:eastAsia="NanumGothic"/>
+                <w:sz w:val="20"/>
+              </w:rPr>
+              <w:t>D. Nam</w:t>
+            </w:r>
+            <w:r>
+              <w:rPr>
+                <w:rFonts w:ascii="Times New Roman" w:hAnsi="Times New Roman" w:eastAsia="NanumGothic"/>
+                <w:sz w:val="20"/>
+              </w:rPr>
               <w:t>*</w:t>
-            </w:r>
-            <w:r>
-              <w:rPr>
-                <w:rFonts w:ascii="Times New Roman" w:hAnsi="Times New Roman" w:eastAsia="NanumGothic"/>
-                <w:sz w:val="20"/>
-              </w:rPr>
-              <w:t xml:space="preserve">, </w:t>
-            </w:r>
-            <w:r>
-              <w:rPr>
-                <w:rFonts w:ascii="Times New Roman" w:hAnsi="Times New Roman" w:eastAsia="NanumGothic"/>
-                <w:sz w:val="20"/>
-              </w:rPr>
-              <w:t>X. Gao</w:t>
-            </w:r>
-            <w:r>
-              <w:rPr>
-                <w:rFonts w:ascii="Times New Roman" w:hAnsi="Times New Roman" w:eastAsia="NanumGothic"/>
-                <w:sz w:val="20"/>
-              </w:rPr>
-              <w:t xml:space="preserve">, </w:t>
-            </w:r>
-            <w:r>
-              <w:rPr>
-                <w:rFonts w:ascii="Times New Roman" w:hAnsi="Times New Roman" w:eastAsia="NanumGothic"/>
-                <w:sz w:val="20"/>
-              </w:rPr>
-              <w:t>S. J. Parluhutan</w:t>
-            </w:r>
-            <w:r>
-              <w:rPr>
-                <w:rFonts w:ascii="Times New Roman" w:hAnsi="Times New Roman" w:eastAsia="NanumGothic"/>
-                <w:sz w:val="20"/>
-              </w:rPr>
-              <w:t xml:space="preserve">, </w:t>
-            </w:r>
-            <w:r>
-              <w:rPr>
-                <w:rFonts w:ascii="Times New Roman" w:hAnsi="Times New Roman" w:eastAsia="NanumGothic"/>
-                <w:sz w:val="20"/>
-              </w:rPr>
-              <w:t>J. Ge</w:t>
-            </w:r>
-            <w:r>
-              <w:rPr>
-                <w:rFonts w:ascii="Times New Roman" w:hAnsi="Times New Roman" w:eastAsia="NanumGothic"/>
-                <w:sz w:val="20"/>
-              </w:rPr>
-              <w:t xml:space="preserve">, </w:t>
-            </w:r>
-            <w:r>
-              <w:rPr>
-                <w:rFonts w:ascii="Times New Roman" w:hAnsi="Times New Roman" w:eastAsia="NanumGothic"/>
-                <w:sz w:val="20"/>
-              </w:rPr>
-              <w:t>S. W. Koh</w:t>
-            </w:r>
-            <w:r>
-              <w:rPr>
-                <w:rFonts w:ascii="Times New Roman" w:hAnsi="Times New Roman" w:eastAsia="NanumGothic"/>
-                <w:sz w:val="20"/>
-              </w:rPr>
-              <w:t xml:space="preserve">, </w:t>
-            </w:r>
-            <w:r>
-              <w:rPr>
-                <w:rFonts w:ascii="Times New Roman" w:hAnsi="Times New Roman" w:eastAsia="NanumGothic"/>
-                <w:sz w:val="20"/>
-              </w:rPr>
-              <w:t>D. Giovanni</w:t>
-            </w:r>
-            <w:r>
-              <w:rPr>
-                <w:rFonts w:ascii="Times New Roman" w:hAnsi="Times New Roman" w:eastAsia="NanumGothic"/>
-                <w:sz w:val="20"/>
-              </w:rPr>
-              <w:t xml:space="preserve">, </w:t>
-            </w:r>
-            <w:r>
-              <w:rPr>
-                <w:rFonts w:ascii="Times New Roman" w:hAnsi="Times New Roman" w:eastAsia="NanumGothic"/>
-                <w:sz w:val="20"/>
-              </w:rPr>
-              <w:t>T. C. Sum</w:t>
-            </w:r>
-            <w:r>
-              <w:rPr>
-                <w:rFonts w:ascii="Times New Roman" w:hAnsi="Times New Roman" w:eastAsia="NanumGothic"/>
-                <w:sz w:val="20"/>
-              </w:rPr>
-              <w:t xml:space="preserve">, </w:t>
-            </w:r>
-            <w:r>
-              <w:rPr>
-                <w:rFonts w:ascii="Times New Roman" w:hAnsi="Times New Roman" w:eastAsia="NanumGothic"/>
-                <w:sz w:val="20"/>
-              </w:rPr>
-              <w:t>Q. J. Wang</w:t>
-            </w:r>
-            <w:r>
-              <w:rPr>
-                <w:rFonts w:ascii="Times New Roman" w:hAnsi="Times New Roman" w:eastAsia="NanumGothic"/>
-                <w:sz w:val="20"/>
-              </w:rPr>
-              <w:t xml:space="preserve">, </w:t>
-            </w:r>
-            <w:r>
-              <w:rPr>
-                <w:rFonts w:ascii="Times New Roman" w:hAnsi="Times New Roman" w:eastAsia="NanumGothic"/>
-                <w:sz w:val="20"/>
-              </w:rPr>
-              <w:t>H. Li</w:t>
-            </w:r>
-            <w:r>
-              <w:rPr>
-                <w:rFonts w:ascii="Times New Roman" w:hAnsi="Times New Roman" w:eastAsia="NanumGothic"/>
-                <w:sz w:val="20"/>
-              </w:rPr>
-              <w:t xml:space="preserve">, </w:t>
-            </w:r>
-            <w:r>
-              <w:rPr>
-                <w:rFonts w:ascii="Times New Roman" w:hAnsi="Times New Roman" w:eastAsia="NanumGothic"/>
-                <w:sz w:val="20"/>
-              </w:rPr>
-              <w:t>D. Nam</w:t>
             </w:r>
           </w:p>
         </w:tc>
@@ -5877,133 +5877,133 @@
                 <w:rFonts w:ascii="Times New Roman" w:hAnsi="Times New Roman" w:eastAsia="NanumGothic"/>
                 <w:sz w:val="20"/>
               </w:rPr>
+              <w:t xml:space="preserve">, </w:t>
+            </w:r>
+            <w:r>
+              <w:rPr>
+                <w:rFonts w:ascii="Times New Roman" w:hAnsi="Times New Roman" w:eastAsia="NanumGothic"/>
+                <w:sz w:val="20"/>
+              </w:rPr>
+              <w:t>X. Gao</w:t>
+            </w:r>
+            <w:r>
+              <w:rPr>
+                <w:rFonts w:ascii="Times New Roman" w:hAnsi="Times New Roman" w:eastAsia="NanumGothic"/>
+                <w:sz w:val="20"/>
+              </w:rPr>
+              <w:t xml:space="preserve">, </w:t>
+            </w:r>
+            <w:r>
+              <w:rPr>
+                <w:rFonts w:ascii="Times New Roman" w:hAnsi="Times New Roman" w:eastAsia="NanumGothic"/>
+                <w:sz w:val="20"/>
+              </w:rPr>
+              <w:t>S. J. Parluhutan</w:t>
+            </w:r>
+            <w:r>
+              <w:rPr>
+                <w:rFonts w:ascii="Times New Roman" w:hAnsi="Times New Roman" w:eastAsia="NanumGothic"/>
+                <w:sz w:val="20"/>
+              </w:rPr>
+              <w:t xml:space="preserve">, </w:t>
+            </w:r>
+            <w:r>
+              <w:rPr>
+                <w:rFonts w:ascii="Times New Roman" w:hAnsi="Times New Roman" w:eastAsia="NanumGothic"/>
+                <w:sz w:val="20"/>
+              </w:rPr>
+              <w:t>J. Ge</w:t>
+            </w:r>
+            <w:r>
+              <w:rPr>
+                <w:rFonts w:ascii="Times New Roman" w:hAnsi="Times New Roman" w:eastAsia="NanumGothic"/>
+                <w:sz w:val="20"/>
+              </w:rPr>
+              <w:t xml:space="preserve">, </w:t>
+            </w:r>
+            <w:r>
+              <w:rPr>
+                <w:rFonts w:ascii="Times New Roman" w:hAnsi="Times New Roman" w:eastAsia="NanumGothic"/>
+                <w:sz w:val="20"/>
+              </w:rPr>
+              <w:t>S. W. Koh</w:t>
+            </w:r>
+            <w:r>
+              <w:rPr>
+                <w:rFonts w:ascii="Times New Roman" w:hAnsi="Times New Roman" w:eastAsia="NanumGothic"/>
+                <w:sz w:val="20"/>
+              </w:rPr>
+              <w:t xml:space="preserve">, </w:t>
+            </w:r>
+            <w:r>
+              <w:rPr>
+                <w:rFonts w:ascii="Times New Roman" w:hAnsi="Times New Roman" w:eastAsia="NanumGothic"/>
+                <w:sz w:val="20"/>
+              </w:rPr>
+              <w:t>D. Giovanni</w:t>
+            </w:r>
+            <w:r>
+              <w:rPr>
+                <w:rFonts w:ascii="Times New Roman" w:hAnsi="Times New Roman" w:eastAsia="NanumGothic"/>
+                <w:sz w:val="20"/>
+              </w:rPr>
+              <w:t xml:space="preserve">, </w:t>
+            </w:r>
+            <w:r>
+              <w:rPr>
+                <w:rFonts w:ascii="Times New Roman" w:hAnsi="Times New Roman" w:eastAsia="NanumGothic"/>
+                <w:sz w:val="20"/>
+              </w:rPr>
+              <w:t>T. C. Sum</w:t>
+            </w:r>
+            <w:r>
+              <w:rPr>
+                <w:rFonts w:ascii="Times New Roman" w:hAnsi="Times New Roman" w:eastAsia="NanumGothic"/>
+                <w:sz w:val="20"/>
+              </w:rPr>
+              <w:t xml:space="preserve">, </w:t>
+            </w:r>
+            <w:r>
+              <w:rPr>
+                <w:rFonts w:ascii="Times New Roman" w:hAnsi="Times New Roman" w:eastAsia="NanumGothic"/>
+                <w:sz w:val="20"/>
+              </w:rPr>
+              <w:t>Q. J. Wang</w:t>
+            </w:r>
+            <w:r>
+              <w:rPr>
+                <w:rFonts w:ascii="Times New Roman" w:hAnsi="Times New Roman" w:eastAsia="NanumGothic"/>
+                <w:sz w:val="20"/>
+              </w:rPr>
+              <w:t xml:space="preserve">, </w:t>
+            </w:r>
+            <w:r>
+              <w:rPr>
+                <w:rFonts w:ascii="Times New Roman" w:hAnsi="Times New Roman" w:eastAsia="NanumGothic"/>
+                <w:sz w:val="20"/>
+              </w:rPr>
+              <w:t>H. Li</w:t>
+            </w:r>
+            <w:r>
+              <w:rPr>
+                <w:rFonts w:ascii="Times New Roman" w:hAnsi="Times New Roman" w:eastAsia="NanumGothic"/>
+                <w:sz w:val="20"/>
+              </w:rPr>
+              <w:t xml:space="preserve">, </w:t>
+            </w:r>
+            <w:r>
+              <w:rPr>
+                <w:rFonts w:ascii="Times New Roman" w:hAnsi="Times New Roman" w:eastAsia="NanumGothic"/>
+                <w:sz w:val="20"/>
+              </w:rPr>
+              <w:t>D. Nam</w:t>
+            </w:r>
+            <w:r>
+              <w:rPr>
+                <w:rFonts w:ascii="Times New Roman" w:hAnsi="Times New Roman" w:eastAsia="NanumGothic"/>
+                <w:sz w:val="20"/>
+              </w:rPr>
               <w:t>*</w:t>
-            </w:r>
-            <w:r>
-              <w:rPr>
-                <w:rFonts w:ascii="Times New Roman" w:hAnsi="Times New Roman" w:eastAsia="NanumGothic"/>
-                <w:sz w:val="20"/>
-              </w:rPr>
-              <w:t xml:space="preserve">, </w:t>
-            </w:r>
-            <w:r>
-              <w:rPr>
-                <w:rFonts w:ascii="Times New Roman" w:hAnsi="Times New Roman" w:eastAsia="NanumGothic"/>
-                <w:sz w:val="20"/>
-              </w:rPr>
-              <w:t>X. Gao</w:t>
-            </w:r>
-            <w:r>
-              <w:rPr>
-                <w:rFonts w:ascii="Times New Roman" w:hAnsi="Times New Roman" w:eastAsia="NanumGothic"/>
-                <w:sz w:val="20"/>
-              </w:rPr>
-              <w:t xml:space="preserve">, </w:t>
-            </w:r>
-            <w:r>
-              <w:rPr>
-                <w:rFonts w:ascii="Times New Roman" w:hAnsi="Times New Roman" w:eastAsia="NanumGothic"/>
-                <w:sz w:val="20"/>
-              </w:rPr>
-              <w:t>S. J. Parluhutan</w:t>
-            </w:r>
-            <w:r>
-              <w:rPr>
-                <w:rFonts w:ascii="Times New Roman" w:hAnsi="Times New Roman" w:eastAsia="NanumGothic"/>
-                <w:sz w:val="20"/>
-              </w:rPr>
-              <w:t xml:space="preserve">, </w:t>
-            </w:r>
-            <w:r>
-              <w:rPr>
-                <w:rFonts w:ascii="Times New Roman" w:hAnsi="Times New Roman" w:eastAsia="NanumGothic"/>
-                <w:sz w:val="20"/>
-              </w:rPr>
-              <w:t>J. Ge</w:t>
-            </w:r>
-            <w:r>
-              <w:rPr>
-                <w:rFonts w:ascii="Times New Roman" w:hAnsi="Times New Roman" w:eastAsia="NanumGothic"/>
-                <w:sz w:val="20"/>
-              </w:rPr>
-              <w:t xml:space="preserve">, </w:t>
-            </w:r>
-            <w:r>
-              <w:rPr>
-                <w:rFonts w:ascii="Times New Roman" w:hAnsi="Times New Roman" w:eastAsia="NanumGothic"/>
-                <w:sz w:val="20"/>
-              </w:rPr>
-              <w:t>S. W. Koh</w:t>
-            </w:r>
-            <w:r>
-              <w:rPr>
-                <w:rFonts w:ascii="Times New Roman" w:hAnsi="Times New Roman" w:eastAsia="NanumGothic"/>
-                <w:sz w:val="20"/>
-              </w:rPr>
-              <w:t xml:space="preserve">, </w:t>
-            </w:r>
-            <w:r>
-              <w:rPr>
-                <w:rFonts w:ascii="Times New Roman" w:hAnsi="Times New Roman" w:eastAsia="NanumGothic"/>
-                <w:sz w:val="20"/>
-              </w:rPr>
-              <w:t>D. Giovanni</w:t>
-            </w:r>
-            <w:r>
-              <w:rPr>
-                <w:rFonts w:ascii="Times New Roman" w:hAnsi="Times New Roman" w:eastAsia="NanumGothic"/>
-                <w:sz w:val="20"/>
-              </w:rPr>
-              <w:t xml:space="preserve">, </w:t>
-            </w:r>
-            <w:r>
-              <w:rPr>
-                <w:rFonts w:ascii="Times New Roman" w:hAnsi="Times New Roman" w:eastAsia="NanumGothic"/>
-                <w:sz w:val="20"/>
-              </w:rPr>
-              <w:t>T. C. Sum</w:t>
-            </w:r>
-            <w:r>
-              <w:rPr>
-                <w:rFonts w:ascii="Times New Roman" w:hAnsi="Times New Roman" w:eastAsia="NanumGothic"/>
-                <w:sz w:val="20"/>
-              </w:rPr>
-              <w:t xml:space="preserve">, </w:t>
-            </w:r>
-            <w:r>
-              <w:rPr>
-                <w:rFonts w:ascii="Times New Roman" w:hAnsi="Times New Roman" w:eastAsia="NanumGothic"/>
-                <w:sz w:val="20"/>
-              </w:rPr>
-              <w:t>Q. J. Wang</w:t>
-            </w:r>
-            <w:r>
-              <w:rPr>
-                <w:rFonts w:ascii="Times New Roman" w:hAnsi="Times New Roman" w:eastAsia="NanumGothic"/>
-                <w:sz w:val="20"/>
-              </w:rPr>
-              <w:t xml:space="preserve">, </w:t>
-            </w:r>
-            <w:r>
-              <w:rPr>
-                <w:rFonts w:ascii="Times New Roman" w:hAnsi="Times New Roman" w:eastAsia="NanumGothic"/>
-                <w:sz w:val="20"/>
-              </w:rPr>
-              <w:t>H. Li</w:t>
-            </w:r>
-            <w:r>
-              <w:rPr>
-                <w:rFonts w:ascii="Times New Roman" w:hAnsi="Times New Roman" w:eastAsia="NanumGothic"/>
-                <w:sz w:val="20"/>
-              </w:rPr>
-              <w:t xml:space="preserve">, </w:t>
-            </w:r>
-            <w:r>
-              <w:rPr>
-                <w:rFonts w:ascii="Times New Roman" w:hAnsi="Times New Roman" w:eastAsia="NanumGothic"/>
-                <w:sz w:val="20"/>
-              </w:rPr>
-              <w:t>D. Nam</w:t>
             </w:r>
           </w:p>
         </w:tc>

--- a/files/cv/donghokang.docx
+++ b/files/cv/donghokang.docx
@@ -3478,7 +3478,7 @@
                 <w:b/>
                 <w:sz w:val="20"/>
               </w:rPr>
-              <w:t>23</w:t>
+              <w:t>24</w:t>
             </w:r>
           </w:p>
         </w:tc>
@@ -3795,7 +3795,7 @@
                 <w:b/>
                 <w:sz w:val="20"/>
               </w:rPr>
-              <w:t>22</w:t>
+              <w:t>23</w:t>
             </w:r>
           </w:p>
         </w:tc>
@@ -4056,7 +4056,7 @@
                 <w:b/>
                 <w:sz w:val="20"/>
               </w:rPr>
-              <w:t>21</w:t>
+              <w:t>22</w:t>
             </w:r>
           </w:p>
         </w:tc>
@@ -4473,7 +4473,7 @@
                 <w:b/>
                 <w:sz w:val="20"/>
               </w:rPr>
-              <w:t>20</w:t>
+              <w:t>21</w:t>
             </w:r>
           </w:p>
         </w:tc>
@@ -4670,6 +4670,298 @@
               <w:rPr>
                 <w:rFonts w:ascii="Times New Roman" w:hAnsi="Times New Roman" w:eastAsia="NanumGothic"/>
                 <w:sz w:val="20"/>
+              </w:rPr>
+              <w:t>*</w:t>
+            </w:r>
+          </w:p>
+        </w:tc>
+      </w:tr>
+      <w:tr>
+        <w:trPr>
+          <w:cantSplit/>
+        </w:trPr>
+        <w:tc>
+          <w:tcPr>
+            <w:tcW w:type="dxa" w:w="562"/>
+            <w:vAlign w:val="center"/>
+          </w:tcPr>
+          <w:p>
+            <w:pPr>
+              <w:spacing w:before="0" w:after="0"/>
+              <w:jc w:val="center"/>
+            </w:pPr>
+            <w:r>
+              <w:rPr>
+                <w:rFonts w:ascii="Times New Roman" w:hAnsi="Times New Roman" w:eastAsia="NanumGothic"/>
+                <w:b/>
+                <w:sz w:val="20"/>
+              </w:rPr>
+              <w:t>20</w:t>
+            </w:r>
+          </w:p>
+        </w:tc>
+        <w:tc>
+          <w:tcPr>
+            <w:tcW w:type="dxa" w:w="3254"/>
+            <w:vAlign w:val="center"/>
+          </w:tcPr>
+          <w:p>
+            <w:pPr>
+              <w:spacing w:before="0" w:after="0"/>
+              <w:jc w:val="center"/>
+            </w:pPr>
+            <w:r>
+              <w:rPr>
+                <w:rFonts w:ascii="Times New Roman" w:hAnsi="Times New Roman" w:eastAsia="NanumGothic"/>
+                <w:sz w:val="20"/>
+              </w:rPr>
+              <w:t>An Adaptive Inhibitory WSe2 Transistor for Retinomorphic In-Sensor Image Processing</w:t>
+            </w:r>
+          </w:p>
+        </w:tc>
+        <w:tc>
+          <w:tcPr>
+            <w:tcW w:type="dxa" w:w="1555"/>
+            <w:vAlign w:val="center"/>
+          </w:tcPr>
+          <w:p>
+            <w:pPr>
+              <w:spacing w:before="0" w:after="0"/>
+              <w:jc w:val="center"/>
+            </w:pPr>
+            <w:r>
+              <w:rPr>
+                <w:rFonts w:ascii="Times New Roman" w:hAnsi="Times New Roman" w:eastAsia="NanumGothic"/>
+                <w:i/>
+                <w:sz w:val="20"/>
+              </w:rPr>
+              <w:br/>
+            </w:r>
+            <w:r>
+              <w:rPr>
+                <w:rFonts w:ascii="Times New Roman" w:hAnsi="Times New Roman" w:eastAsia="NanumGothic"/>
+                <w:sz w:val="20"/>
+              </w:rPr>
+              <w:t>(2026)</w:t>
+            </w:r>
+          </w:p>
+        </w:tc>
+        <w:tc>
+          <w:tcPr>
+            <w:tcW w:type="dxa" w:w="3686"/>
+            <w:vAlign w:val="center"/>
+          </w:tcPr>
+          <w:p>
+            <w:pPr>
+              <w:spacing w:before="0" w:after="0"/>
+              <w:jc w:val="center"/>
+            </w:pPr>
+            <w:r>
+              <w:rPr>
+                <w:rFonts w:ascii="Times New Roman" w:hAnsi="Times New Roman" w:eastAsia="NanumGothic"/>
+                <w:sz w:val="20"/>
+              </w:rPr>
+              <w:t>J. Baek</w:t>
+            </w:r>
+            <w:r>
+              <w:rPr>
+                <w:rFonts w:ascii="Times New Roman" w:hAnsi="Times New Roman" w:eastAsia="NanumGothic"/>
+                <w:sz w:val="20"/>
+                <w:vertAlign w:val="superscript"/>
+              </w:rPr>
+              <w:t>+</w:t>
+            </w:r>
+            <w:r>
+              <w:rPr>
+                <w:rFonts w:ascii="Times New Roman" w:hAnsi="Times New Roman" w:eastAsia="NanumGothic"/>
+                <w:sz w:val="20"/>
+              </w:rPr>
+              <w:t xml:space="preserve">, </w:t>
+            </w:r>
+            <w:r>
+              <w:rPr>
+                <w:rFonts w:ascii="Times New Roman" w:hAnsi="Times New Roman" w:eastAsia="NanumGothic"/>
+                <w:sz w:val="20"/>
+              </w:rPr>
+              <w:t>J. Oh</w:t>
+            </w:r>
+            <w:r>
+              <w:rPr>
+                <w:rFonts w:ascii="Times New Roman" w:hAnsi="Times New Roman" w:eastAsia="NanumGothic"/>
+                <w:sz w:val="20"/>
+                <w:vertAlign w:val="superscript"/>
+              </w:rPr>
+              <w:t>+</w:t>
+            </w:r>
+            <w:r>
+              <w:rPr>
+                <w:rFonts w:ascii="Times New Roman" w:hAnsi="Times New Roman" w:eastAsia="NanumGothic"/>
+                <w:sz w:val="20"/>
+              </w:rPr>
+              <w:t xml:space="preserve">, </w:t>
+            </w:r>
+            <w:r>
+              <w:rPr>
+                <w:rFonts w:ascii="Times New Roman" w:hAnsi="Times New Roman" w:eastAsia="NanumGothic"/>
+                <w:sz w:val="20"/>
+              </w:rPr>
+              <w:t>H. Kim</w:t>
+            </w:r>
+            <w:r>
+              <w:rPr>
+                <w:rFonts w:ascii="Times New Roman" w:hAnsi="Times New Roman" w:eastAsia="NanumGothic"/>
+                <w:sz w:val="20"/>
+              </w:rPr>
+              <w:t xml:space="preserve">, </w:t>
+            </w:r>
+            <w:r>
+              <w:rPr>
+                <w:rFonts w:ascii="Times New Roman" w:hAnsi="Times New Roman" w:eastAsia="NanumGothic"/>
+                <w:sz w:val="20"/>
+              </w:rPr>
+              <w:t>M. Park</w:t>
+            </w:r>
+            <w:r>
+              <w:rPr>
+                <w:rFonts w:ascii="Times New Roman" w:hAnsi="Times New Roman" w:eastAsia="NanumGothic"/>
+                <w:sz w:val="20"/>
+              </w:rPr>
+              <w:t xml:space="preserve">, </w:t>
+            </w:r>
+            <w:r>
+              <w:rPr>
+                <w:rFonts w:ascii="Times New Roman" w:hAnsi="Times New Roman" w:eastAsia="NanumGothic"/>
+                <w:sz w:val="20"/>
+              </w:rPr>
+              <w:t>H. Cho</w:t>
+            </w:r>
+            <w:r>
+              <w:rPr>
+                <w:rFonts w:ascii="Times New Roman" w:hAnsi="Times New Roman" w:eastAsia="NanumGothic"/>
+                <w:sz w:val="20"/>
+              </w:rPr>
+              <w:t xml:space="preserve">, </w:t>
+            </w:r>
+            <w:r>
+              <w:rPr>
+                <w:rFonts w:ascii="Times New Roman" w:hAnsi="Times New Roman" w:eastAsia="NanumGothic"/>
+                <w:sz w:val="20"/>
+              </w:rPr>
+              <w:t>J. Y. Park</w:t>
+            </w:r>
+            <w:r>
+              <w:rPr>
+                <w:rFonts w:ascii="Times New Roman" w:hAnsi="Times New Roman" w:eastAsia="NanumGothic"/>
+                <w:sz w:val="20"/>
+              </w:rPr>
+              <w:t xml:space="preserve">, </w:t>
+            </w:r>
+            <w:r>
+              <w:rPr>
+                <w:rFonts w:ascii="Times New Roman" w:hAnsi="Times New Roman" w:eastAsia="NanumGothic"/>
+                <w:sz w:val="20"/>
+              </w:rPr>
+              <w:t>H. Son</w:t>
+            </w:r>
+            <w:r>
+              <w:rPr>
+                <w:rFonts w:ascii="Times New Roman" w:hAnsi="Times New Roman" w:eastAsia="NanumGothic"/>
+                <w:sz w:val="20"/>
+              </w:rPr>
+              <w:t xml:space="preserve">, </w:t>
+            </w:r>
+            <w:r>
+              <w:rPr>
+                <w:rFonts w:ascii="Times New Roman" w:hAnsi="Times New Roman" w:eastAsia="NanumGothic"/>
+                <w:sz w:val="20"/>
+              </w:rPr>
+              <w:t>T. Kim</w:t>
+            </w:r>
+            <w:r>
+              <w:rPr>
+                <w:rFonts w:ascii="Times New Roman" w:hAnsi="Times New Roman" w:eastAsia="NanumGothic"/>
+                <w:sz w:val="20"/>
+              </w:rPr>
+              <w:t xml:space="preserve">, </w:t>
+            </w:r>
+            <w:r>
+              <w:rPr>
+                <w:rFonts w:ascii="Times New Roman" w:hAnsi="Times New Roman" w:eastAsia="NanumGothic"/>
+                <w:sz w:val="20"/>
+              </w:rPr>
+              <w:t>S.-U. An</w:t>
+            </w:r>
+            <w:r>
+              <w:rPr>
+                <w:rFonts w:ascii="Times New Roman" w:hAnsi="Times New Roman" w:eastAsia="NanumGothic"/>
+                <w:sz w:val="20"/>
+              </w:rPr>
+              <w:t xml:space="preserve">, </w:t>
+            </w:r>
+            <w:r>
+              <w:rPr>
+                <w:rFonts w:ascii="Times New Roman" w:hAnsi="Times New Roman" w:eastAsia="NanumGothic"/>
+                <w:sz w:val="20"/>
+              </w:rPr>
+              <w:t>Y. Zhang</w:t>
+            </w:r>
+            <w:r>
+              <w:rPr>
+                <w:rFonts w:ascii="Times New Roman" w:hAnsi="Times New Roman" w:eastAsia="NanumGothic"/>
+                <w:sz w:val="20"/>
+              </w:rPr>
+              <w:t xml:space="preserve">, </w:t>
+            </w:r>
+            <w:r>
+              <w:rPr>
+                <w:rFonts w:ascii="Times New Roman" w:hAnsi="Times New Roman" w:eastAsia="NanumGothic"/>
+                <w:sz w:val="20"/>
+              </w:rPr>
+              <w:t>H.-J. Shin</w:t>
+            </w:r>
+            <w:r>
+              <w:rPr>
+                <w:rFonts w:ascii="Times New Roman" w:hAnsi="Times New Roman" w:eastAsia="NanumGothic"/>
+                <w:sz w:val="20"/>
+              </w:rPr>
+              <w:t xml:space="preserve">, </w:t>
+            </w:r>
+            <w:r>
+              <w:rPr>
+                <w:rFonts w:ascii="Times New Roman" w:hAnsi="Times New Roman" w:eastAsia="NanumGothic"/>
+                <w:sz w:val="20"/>
+              </w:rPr>
+              <w:t>S. Oh</w:t>
+            </w:r>
+            <w:r>
+              <w:rPr>
+                <w:rFonts w:ascii="Times New Roman" w:hAnsi="Times New Roman" w:eastAsia="NanumGothic"/>
+                <w:sz w:val="20"/>
+              </w:rPr>
+              <w:t>*</w:t>
+            </w:r>
+            <w:r>
+              <w:rPr>
+                <w:rFonts w:ascii="Times New Roman" w:hAnsi="Times New Roman" w:eastAsia="NanumGothic"/>
+                <w:sz w:val="20"/>
+              </w:rPr>
+              <w:t xml:space="preserve">, </w:t>
+            </w:r>
+            <w:r>
+              <w:rPr>
+                <w:rFonts w:ascii="Times New Roman" w:hAnsi="Times New Roman" w:eastAsia="NanumGothic"/>
+                <w:b/>
+                <w:sz w:val="20"/>
+                <w:u w:val="single"/>
+              </w:rPr>
+              <w:t>D.-H. Kang</w:t>
+            </w:r>
+            <w:r>
+              <w:rPr>
+                <w:rFonts w:ascii="Times New Roman" w:hAnsi="Times New Roman" w:eastAsia="NanumGothic"/>
+                <w:b/>
+                <w:sz w:val="20"/>
+                <w:u w:val="single"/>
               </w:rPr>
               <w:t>*</w:t>
             </w:r>

--- a/files/cv/donghokang.docx
+++ b/files/cv/donghokang.docx
@@ -3478,7 +3478,7 @@
                 <w:b/>
                 <w:sz w:val="20"/>
               </w:rPr>
-              <w:t>24</w:t>
+              <w:t>23</w:t>
             </w:r>
           </w:p>
         </w:tc>
@@ -3795,7 +3795,7 @@
                 <w:b/>
                 <w:sz w:val="20"/>
               </w:rPr>
-              <w:t>23</w:t>
+              <w:t>22</w:t>
             </w:r>
           </w:p>
         </w:tc>
@@ -4056,7 +4056,7 @@
                 <w:b/>
                 <w:sz w:val="20"/>
               </w:rPr>
-              <w:t>22</w:t>
+              <w:t>21</w:t>
             </w:r>
           </w:p>
         </w:tc>
@@ -4473,7 +4473,7 @@
                 <w:b/>
                 <w:sz w:val="20"/>
               </w:rPr>
-              <w:t>21</w:t>
+              <w:t>20</w:t>
             </w:r>
           </w:p>
         </w:tc>
@@ -4670,298 +4670,6 @@
               <w:rPr>
                 <w:rFonts w:ascii="Times New Roman" w:hAnsi="Times New Roman" w:eastAsia="NanumGothic"/>
                 <w:sz w:val="20"/>
-              </w:rPr>
-              <w:t>*</w:t>
-            </w:r>
-          </w:p>
-        </w:tc>
-      </w:tr>
-      <w:tr>
-        <w:trPr>
-          <w:cantSplit/>
-        </w:trPr>
-        <w:tc>
-          <w:tcPr>
-            <w:tcW w:type="dxa" w:w="562"/>
-            <w:vAlign w:val="center"/>
-          </w:tcPr>
-          <w:p>
-            <w:pPr>
-              <w:spacing w:before="0" w:after="0"/>
-              <w:jc w:val="center"/>
-            </w:pPr>
-            <w:r>
-              <w:rPr>
-                <w:rFonts w:ascii="Times New Roman" w:hAnsi="Times New Roman" w:eastAsia="NanumGothic"/>
-                <w:b/>
-                <w:sz w:val="20"/>
-              </w:rPr>
-              <w:t>20</w:t>
-            </w:r>
-          </w:p>
-        </w:tc>
-        <w:tc>
-          <w:tcPr>
-            <w:tcW w:type="dxa" w:w="3254"/>
-            <w:vAlign w:val="center"/>
-          </w:tcPr>
-          <w:p>
-            <w:pPr>
-              <w:spacing w:before="0" w:after="0"/>
-              <w:jc w:val="center"/>
-            </w:pPr>
-            <w:r>
-              <w:rPr>
-                <w:rFonts w:ascii="Times New Roman" w:hAnsi="Times New Roman" w:eastAsia="NanumGothic"/>
-                <w:sz w:val="20"/>
-              </w:rPr>
-              <w:t>An Adaptive Inhibitory WSe2 Transistor for Retinomorphic In-Sensor Image Processing</w:t>
-            </w:r>
-          </w:p>
-        </w:tc>
-        <w:tc>
-          <w:tcPr>
-            <w:tcW w:type="dxa" w:w="1555"/>
-            <w:vAlign w:val="center"/>
-          </w:tcPr>
-          <w:p>
-            <w:pPr>
-              <w:spacing w:before="0" w:after="0"/>
-              <w:jc w:val="center"/>
-            </w:pPr>
-            <w:r>
-              <w:rPr>
-                <w:rFonts w:ascii="Times New Roman" w:hAnsi="Times New Roman" w:eastAsia="NanumGothic"/>
-                <w:i/>
-                <w:sz w:val="20"/>
-              </w:rPr>
-              <w:br/>
-            </w:r>
-            <w:r>
-              <w:rPr>
-                <w:rFonts w:ascii="Times New Roman" w:hAnsi="Times New Roman" w:eastAsia="NanumGothic"/>
-                <w:sz w:val="20"/>
-              </w:rPr>
-              <w:t>(2026)</w:t>
-            </w:r>
-          </w:p>
-        </w:tc>
-        <w:tc>
-          <w:tcPr>
-            <w:tcW w:type="dxa" w:w="3686"/>
-            <w:vAlign w:val="center"/>
-          </w:tcPr>
-          <w:p>
-            <w:pPr>
-              <w:spacing w:before="0" w:after="0"/>
-              <w:jc w:val="center"/>
-            </w:pPr>
-            <w:r>
-              <w:rPr>
-                <w:rFonts w:ascii="Times New Roman" w:hAnsi="Times New Roman" w:eastAsia="NanumGothic"/>
-                <w:sz w:val="20"/>
-              </w:rPr>
-              <w:t>J. Baek</w:t>
-            </w:r>
-            <w:r>
-              <w:rPr>
-                <w:rFonts w:ascii="Times New Roman" w:hAnsi="Times New Roman" w:eastAsia="NanumGothic"/>
-                <w:sz w:val="20"/>
-                <w:vertAlign w:val="superscript"/>
-              </w:rPr>
-              <w:t>+</w:t>
-            </w:r>
-            <w:r>
-              <w:rPr>
-                <w:rFonts w:ascii="Times New Roman" w:hAnsi="Times New Roman" w:eastAsia="NanumGothic"/>
-                <w:sz w:val="20"/>
-              </w:rPr>
-              <w:t xml:space="preserve">, </w:t>
-            </w:r>
-            <w:r>
-              <w:rPr>
-                <w:rFonts w:ascii="Times New Roman" w:hAnsi="Times New Roman" w:eastAsia="NanumGothic"/>
-                <w:sz w:val="20"/>
-              </w:rPr>
-              <w:t>J. Oh</w:t>
-            </w:r>
-            <w:r>
-              <w:rPr>
-                <w:rFonts w:ascii="Times New Roman" w:hAnsi="Times New Roman" w:eastAsia="NanumGothic"/>
-                <w:sz w:val="20"/>
-                <w:vertAlign w:val="superscript"/>
-              </w:rPr>
-              <w:t>+</w:t>
-            </w:r>
-            <w:r>
-              <w:rPr>
-                <w:rFonts w:ascii="Times New Roman" w:hAnsi="Times New Roman" w:eastAsia="NanumGothic"/>
-                <w:sz w:val="20"/>
-              </w:rPr>
-              <w:t xml:space="preserve">, </w:t>
-            </w:r>
-            <w:r>
-              <w:rPr>
-                <w:rFonts w:ascii="Times New Roman" w:hAnsi="Times New Roman" w:eastAsia="NanumGothic"/>
-                <w:sz w:val="20"/>
-              </w:rPr>
-              <w:t>H. Kim</w:t>
-            </w:r>
-            <w:r>
-              <w:rPr>
-                <w:rFonts w:ascii="Times New Roman" w:hAnsi="Times New Roman" w:eastAsia="NanumGothic"/>
-                <w:sz w:val="20"/>
-              </w:rPr>
-              <w:t xml:space="preserve">, </w:t>
-            </w:r>
-            <w:r>
-              <w:rPr>
-                <w:rFonts w:ascii="Times New Roman" w:hAnsi="Times New Roman" w:eastAsia="NanumGothic"/>
-                <w:sz w:val="20"/>
-              </w:rPr>
-              <w:t>M. Park</w:t>
-            </w:r>
-            <w:r>
-              <w:rPr>
-                <w:rFonts w:ascii="Times New Roman" w:hAnsi="Times New Roman" w:eastAsia="NanumGothic"/>
-                <w:sz w:val="20"/>
-              </w:rPr>
-              <w:t xml:space="preserve">, </w:t>
-            </w:r>
-            <w:r>
-              <w:rPr>
-                <w:rFonts w:ascii="Times New Roman" w:hAnsi="Times New Roman" w:eastAsia="NanumGothic"/>
-                <w:sz w:val="20"/>
-              </w:rPr>
-              <w:t>H. Cho</w:t>
-            </w:r>
-            <w:r>
-              <w:rPr>
-                <w:rFonts w:ascii="Times New Roman" w:hAnsi="Times New Roman" w:eastAsia="NanumGothic"/>
-                <w:sz w:val="20"/>
-              </w:rPr>
-              <w:t xml:space="preserve">, </w:t>
-            </w:r>
-            <w:r>
-              <w:rPr>
-                <w:rFonts w:ascii="Times New Roman" w:hAnsi="Times New Roman" w:eastAsia="NanumGothic"/>
-                <w:sz w:val="20"/>
-              </w:rPr>
-              <w:t>J. Y. Park</w:t>
-            </w:r>
-            <w:r>
-              <w:rPr>
-                <w:rFonts w:ascii="Times New Roman" w:hAnsi="Times New Roman" w:eastAsia="NanumGothic"/>
-                <w:sz w:val="20"/>
-              </w:rPr>
-              <w:t xml:space="preserve">, </w:t>
-            </w:r>
-            <w:r>
-              <w:rPr>
-                <w:rFonts w:ascii="Times New Roman" w:hAnsi="Times New Roman" w:eastAsia="NanumGothic"/>
-                <w:sz w:val="20"/>
-              </w:rPr>
-              <w:t>H. Son</w:t>
-            </w:r>
-            <w:r>
-              <w:rPr>
-                <w:rFonts w:ascii="Times New Roman" w:hAnsi="Times New Roman" w:eastAsia="NanumGothic"/>
-                <w:sz w:val="20"/>
-              </w:rPr>
-              <w:t xml:space="preserve">, </w:t>
-            </w:r>
-            <w:r>
-              <w:rPr>
-                <w:rFonts w:ascii="Times New Roman" w:hAnsi="Times New Roman" w:eastAsia="NanumGothic"/>
-                <w:sz w:val="20"/>
-              </w:rPr>
-              <w:t>T. Kim</w:t>
-            </w:r>
-            <w:r>
-              <w:rPr>
-                <w:rFonts w:ascii="Times New Roman" w:hAnsi="Times New Roman" w:eastAsia="NanumGothic"/>
-                <w:sz w:val="20"/>
-              </w:rPr>
-              <w:t xml:space="preserve">, </w:t>
-            </w:r>
-            <w:r>
-              <w:rPr>
-                <w:rFonts w:ascii="Times New Roman" w:hAnsi="Times New Roman" w:eastAsia="NanumGothic"/>
-                <w:sz w:val="20"/>
-              </w:rPr>
-              <w:t>S.-U. An</w:t>
-            </w:r>
-            <w:r>
-              <w:rPr>
-                <w:rFonts w:ascii="Times New Roman" w:hAnsi="Times New Roman" w:eastAsia="NanumGothic"/>
-                <w:sz w:val="20"/>
-              </w:rPr>
-              <w:t xml:space="preserve">, </w:t>
-            </w:r>
-            <w:r>
-              <w:rPr>
-                <w:rFonts w:ascii="Times New Roman" w:hAnsi="Times New Roman" w:eastAsia="NanumGothic"/>
-                <w:sz w:val="20"/>
-              </w:rPr>
-              <w:t>Y. Zhang</w:t>
-            </w:r>
-            <w:r>
-              <w:rPr>
-                <w:rFonts w:ascii="Times New Roman" w:hAnsi="Times New Roman" w:eastAsia="NanumGothic"/>
-                <w:sz w:val="20"/>
-              </w:rPr>
-              <w:t xml:space="preserve">, </w:t>
-            </w:r>
-            <w:r>
-              <w:rPr>
-                <w:rFonts w:ascii="Times New Roman" w:hAnsi="Times New Roman" w:eastAsia="NanumGothic"/>
-                <w:sz w:val="20"/>
-              </w:rPr>
-              <w:t>H.-J. Shin</w:t>
-            </w:r>
-            <w:r>
-              <w:rPr>
-                <w:rFonts w:ascii="Times New Roman" w:hAnsi="Times New Roman" w:eastAsia="NanumGothic"/>
-                <w:sz w:val="20"/>
-              </w:rPr>
-              <w:t xml:space="preserve">, </w:t>
-            </w:r>
-            <w:r>
-              <w:rPr>
-                <w:rFonts w:ascii="Times New Roman" w:hAnsi="Times New Roman" w:eastAsia="NanumGothic"/>
-                <w:sz w:val="20"/>
-              </w:rPr>
-              <w:t>S. Oh</w:t>
-            </w:r>
-            <w:r>
-              <w:rPr>
-                <w:rFonts w:ascii="Times New Roman" w:hAnsi="Times New Roman" w:eastAsia="NanumGothic"/>
-                <w:sz w:val="20"/>
-              </w:rPr>
-              <w:t>*</w:t>
-            </w:r>
-            <w:r>
-              <w:rPr>
-                <w:rFonts w:ascii="Times New Roman" w:hAnsi="Times New Roman" w:eastAsia="NanumGothic"/>
-                <w:sz w:val="20"/>
-              </w:rPr>
-              <w:t xml:space="preserve">, </w:t>
-            </w:r>
-            <w:r>
-              <w:rPr>
-                <w:rFonts w:ascii="Times New Roman" w:hAnsi="Times New Roman" w:eastAsia="NanumGothic"/>
-                <w:b/>
-                <w:sz w:val="20"/>
-                <w:u w:val="single"/>
-              </w:rPr>
-              <w:t>D.-H. Kang</w:t>
-            </w:r>
-            <w:r>
-              <w:rPr>
-                <w:rFonts w:ascii="Times New Roman" w:hAnsi="Times New Roman" w:eastAsia="NanumGothic"/>
-                <w:b/>
-                <w:sz w:val="20"/>
-                <w:u w:val="single"/>
               </w:rPr>
               <w:t>*</w:t>
             </w:r>

--- a/files/cv/donghokang.docx
+++ b/files/cv/donghokang.docx
@@ -3478,7 +3478,7 @@
                 <w:b/>
                 <w:sz w:val="20"/>
               </w:rPr>
-              <w:t>23</w:t>
+              <w:t>24</w:t>
             </w:r>
           </w:p>
         </w:tc>
@@ -3795,7 +3795,7 @@
                 <w:b/>
                 <w:sz w:val="20"/>
               </w:rPr>
-              <w:t>22</w:t>
+              <w:t>23</w:t>
             </w:r>
           </w:p>
         </w:tc>
@@ -4056,7 +4056,7 @@
                 <w:b/>
                 <w:sz w:val="20"/>
               </w:rPr>
-              <w:t>21</w:t>
+              <w:t>22</w:t>
             </w:r>
           </w:p>
         </w:tc>
@@ -4473,7 +4473,7 @@
                 <w:b/>
                 <w:sz w:val="20"/>
               </w:rPr>
-              <w:t>20</w:t>
+              <w:t>21</w:t>
             </w:r>
           </w:p>
         </w:tc>
@@ -4670,6 +4670,301 @@
               <w:rPr>
                 <w:rFonts w:ascii="Times New Roman" w:hAnsi="Times New Roman" w:eastAsia="NanumGothic"/>
                 <w:sz w:val="20"/>
+              </w:rPr>
+              <w:t>*</w:t>
+            </w:r>
+          </w:p>
+        </w:tc>
+      </w:tr>
+      <w:tr>
+        <w:trPr>
+          <w:cantSplit/>
+        </w:trPr>
+        <w:tc>
+          <w:tcPr>
+            <w:tcW w:type="dxa" w:w="562"/>
+            <w:vAlign w:val="center"/>
+          </w:tcPr>
+          <w:p>
+            <w:pPr>
+              <w:spacing w:before="0" w:after="0"/>
+              <w:jc w:val="center"/>
+            </w:pPr>
+            <w:r>
+              <w:rPr>
+                <w:rFonts w:ascii="Times New Roman" w:hAnsi="Times New Roman" w:eastAsia="NanumGothic"/>
+                <w:b/>
+                <w:sz w:val="20"/>
+              </w:rPr>
+              <w:t>20</w:t>
+            </w:r>
+          </w:p>
+        </w:tc>
+        <w:tc>
+          <w:tcPr>
+            <w:tcW w:type="dxa" w:w="3254"/>
+            <w:vAlign w:val="center"/>
+          </w:tcPr>
+          <w:p>
+            <w:pPr>
+              <w:spacing w:before="0" w:after="0"/>
+              <w:jc w:val="center"/>
+            </w:pPr>
+            <w:r>
+              <w:rPr>
+                <w:rFonts w:ascii="Times New Roman" w:hAnsi="Times New Roman" w:eastAsia="NanumGothic"/>
+                <w:sz w:val="20"/>
+              </w:rPr>
+              <w:t>An Adaptive Inhibitory WSe2 Transistor for Retinomorphic In-Sensor Image Processing</w:t>
+            </w:r>
+          </w:p>
+        </w:tc>
+        <w:tc>
+          <w:tcPr>
+            <w:tcW w:type="dxa" w:w="1555"/>
+            <w:vAlign w:val="center"/>
+          </w:tcPr>
+          <w:p>
+            <w:pPr>
+              <w:spacing w:before="0" w:after="0"/>
+              <w:jc w:val="center"/>
+            </w:pPr>
+            <w:r>
+              <w:rPr>
+                <w:rFonts w:ascii="Times New Roman" w:hAnsi="Times New Roman" w:eastAsia="NanumGothic"/>
+                <w:b/>
+                <w:i/>
+                <w:color w:val="1155CC"/>
+                <w:sz w:val="20"/>
+              </w:rPr>
+              <w:t>Adv. Funct. Mater.</w:t>
+              <w:br/>
+            </w:r>
+            <w:r>
+              <w:rPr>
+                <w:rFonts w:ascii="Times New Roman" w:hAnsi="Times New Roman" w:eastAsia="NanumGothic"/>
+                <w:sz w:val="20"/>
+              </w:rPr>
+              <w:t>(2026)</w:t>
+            </w:r>
+          </w:p>
+        </w:tc>
+        <w:tc>
+          <w:tcPr>
+            <w:tcW w:type="dxa" w:w="3686"/>
+            <w:vAlign w:val="center"/>
+          </w:tcPr>
+          <w:p>
+            <w:pPr>
+              <w:spacing w:before="0" w:after="0"/>
+              <w:jc w:val="center"/>
+            </w:pPr>
+            <w:r>
+              <w:rPr>
+                <w:rFonts w:ascii="Times New Roman" w:hAnsi="Times New Roman" w:eastAsia="NanumGothic"/>
+                <w:sz w:val="20"/>
+              </w:rPr>
+              <w:t>J. Baek</w:t>
+            </w:r>
+            <w:r>
+              <w:rPr>
+                <w:rFonts w:ascii="Times New Roman" w:hAnsi="Times New Roman" w:eastAsia="NanumGothic"/>
+                <w:sz w:val="20"/>
+                <w:vertAlign w:val="superscript"/>
+              </w:rPr>
+              <w:t>+</w:t>
+            </w:r>
+            <w:r>
+              <w:rPr>
+                <w:rFonts w:ascii="Times New Roman" w:hAnsi="Times New Roman" w:eastAsia="NanumGothic"/>
+                <w:sz w:val="20"/>
+              </w:rPr>
+              <w:t xml:space="preserve">, </w:t>
+            </w:r>
+            <w:r>
+              <w:rPr>
+                <w:rFonts w:ascii="Times New Roman" w:hAnsi="Times New Roman" w:eastAsia="NanumGothic"/>
+                <w:sz w:val="20"/>
+              </w:rPr>
+              <w:t>J. Oh</w:t>
+            </w:r>
+            <w:r>
+              <w:rPr>
+                <w:rFonts w:ascii="Times New Roman" w:hAnsi="Times New Roman" w:eastAsia="NanumGothic"/>
+                <w:sz w:val="20"/>
+                <w:vertAlign w:val="superscript"/>
+              </w:rPr>
+              <w:t>+</w:t>
+            </w:r>
+            <w:r>
+              <w:rPr>
+                <w:rFonts w:ascii="Times New Roman" w:hAnsi="Times New Roman" w:eastAsia="NanumGothic"/>
+                <w:sz w:val="20"/>
+              </w:rPr>
+              <w:t xml:space="preserve">, </w:t>
+            </w:r>
+            <w:r>
+              <w:rPr>
+                <w:rFonts w:ascii="Times New Roman" w:hAnsi="Times New Roman" w:eastAsia="NanumGothic"/>
+                <w:sz w:val="20"/>
+              </w:rPr>
+              <w:t>H. Kim</w:t>
+            </w:r>
+            <w:r>
+              <w:rPr>
+                <w:rFonts w:ascii="Times New Roman" w:hAnsi="Times New Roman" w:eastAsia="NanumGothic"/>
+                <w:sz w:val="20"/>
+              </w:rPr>
+              <w:t xml:space="preserve">, </w:t>
+            </w:r>
+            <w:r>
+              <w:rPr>
+                <w:rFonts w:ascii="Times New Roman" w:hAnsi="Times New Roman" w:eastAsia="NanumGothic"/>
+                <w:sz w:val="20"/>
+              </w:rPr>
+              <w:t>M. Park</w:t>
+            </w:r>
+            <w:r>
+              <w:rPr>
+                <w:rFonts w:ascii="Times New Roman" w:hAnsi="Times New Roman" w:eastAsia="NanumGothic"/>
+                <w:sz w:val="20"/>
+              </w:rPr>
+              <w:t xml:space="preserve">, </w:t>
+            </w:r>
+            <w:r>
+              <w:rPr>
+                <w:rFonts w:ascii="Times New Roman" w:hAnsi="Times New Roman" w:eastAsia="NanumGothic"/>
+                <w:sz w:val="20"/>
+              </w:rPr>
+              <w:t>H. Cho</w:t>
+            </w:r>
+            <w:r>
+              <w:rPr>
+                <w:rFonts w:ascii="Times New Roman" w:hAnsi="Times New Roman" w:eastAsia="NanumGothic"/>
+                <w:sz w:val="20"/>
+              </w:rPr>
+              <w:t xml:space="preserve">, </w:t>
+            </w:r>
+            <w:r>
+              <w:rPr>
+                <w:rFonts w:ascii="Times New Roman" w:hAnsi="Times New Roman" w:eastAsia="NanumGothic"/>
+                <w:sz w:val="20"/>
+              </w:rPr>
+              <w:t>J. Y. Park</w:t>
+            </w:r>
+            <w:r>
+              <w:rPr>
+                <w:rFonts w:ascii="Times New Roman" w:hAnsi="Times New Roman" w:eastAsia="NanumGothic"/>
+                <w:sz w:val="20"/>
+              </w:rPr>
+              <w:t xml:space="preserve">, </w:t>
+            </w:r>
+            <w:r>
+              <w:rPr>
+                <w:rFonts w:ascii="Times New Roman" w:hAnsi="Times New Roman" w:eastAsia="NanumGothic"/>
+                <w:sz w:val="20"/>
+              </w:rPr>
+              <w:t>H. Son</w:t>
+            </w:r>
+            <w:r>
+              <w:rPr>
+                <w:rFonts w:ascii="Times New Roman" w:hAnsi="Times New Roman" w:eastAsia="NanumGothic"/>
+                <w:sz w:val="20"/>
+              </w:rPr>
+              <w:t xml:space="preserve">, </w:t>
+            </w:r>
+            <w:r>
+              <w:rPr>
+                <w:rFonts w:ascii="Times New Roman" w:hAnsi="Times New Roman" w:eastAsia="NanumGothic"/>
+                <w:sz w:val="20"/>
+              </w:rPr>
+              <w:t>T. Kim</w:t>
+            </w:r>
+            <w:r>
+              <w:rPr>
+                <w:rFonts w:ascii="Times New Roman" w:hAnsi="Times New Roman" w:eastAsia="NanumGothic"/>
+                <w:sz w:val="20"/>
+              </w:rPr>
+              <w:t xml:space="preserve">, </w:t>
+            </w:r>
+            <w:r>
+              <w:rPr>
+                <w:rFonts w:ascii="Times New Roman" w:hAnsi="Times New Roman" w:eastAsia="NanumGothic"/>
+                <w:sz w:val="20"/>
+              </w:rPr>
+              <w:t>S.-U. An</w:t>
+            </w:r>
+            <w:r>
+              <w:rPr>
+                <w:rFonts w:ascii="Times New Roman" w:hAnsi="Times New Roman" w:eastAsia="NanumGothic"/>
+                <w:sz w:val="20"/>
+              </w:rPr>
+              <w:t xml:space="preserve">, </w:t>
+            </w:r>
+            <w:r>
+              <w:rPr>
+                <w:rFonts w:ascii="Times New Roman" w:hAnsi="Times New Roman" w:eastAsia="NanumGothic"/>
+                <w:sz w:val="20"/>
+              </w:rPr>
+              <w:t>Y. Zhang</w:t>
+            </w:r>
+            <w:r>
+              <w:rPr>
+                <w:rFonts w:ascii="Times New Roman" w:hAnsi="Times New Roman" w:eastAsia="NanumGothic"/>
+                <w:sz w:val="20"/>
+              </w:rPr>
+              <w:t xml:space="preserve">, </w:t>
+            </w:r>
+            <w:r>
+              <w:rPr>
+                <w:rFonts w:ascii="Times New Roman" w:hAnsi="Times New Roman" w:eastAsia="NanumGothic"/>
+                <w:sz w:val="20"/>
+              </w:rPr>
+              <w:t>H.-J. Shin</w:t>
+            </w:r>
+            <w:r>
+              <w:rPr>
+                <w:rFonts w:ascii="Times New Roman" w:hAnsi="Times New Roman" w:eastAsia="NanumGothic"/>
+                <w:sz w:val="20"/>
+              </w:rPr>
+              <w:t xml:space="preserve">, </w:t>
+            </w:r>
+            <w:r>
+              <w:rPr>
+                <w:rFonts w:ascii="Times New Roman" w:hAnsi="Times New Roman" w:eastAsia="NanumGothic"/>
+                <w:sz w:val="20"/>
+              </w:rPr>
+              <w:t>S. Oh</w:t>
+            </w:r>
+            <w:r>
+              <w:rPr>
+                <w:rFonts w:ascii="Times New Roman" w:hAnsi="Times New Roman" w:eastAsia="NanumGothic"/>
+                <w:sz w:val="20"/>
+              </w:rPr>
+              <w:t>*</w:t>
+            </w:r>
+            <w:r>
+              <w:rPr>
+                <w:rFonts w:ascii="Times New Roman" w:hAnsi="Times New Roman" w:eastAsia="NanumGothic"/>
+                <w:sz w:val="20"/>
+              </w:rPr>
+              <w:t xml:space="preserve">, </w:t>
+            </w:r>
+            <w:r>
+              <w:rPr>
+                <w:rFonts w:ascii="Times New Roman" w:hAnsi="Times New Roman" w:eastAsia="NanumGothic"/>
+                <w:b/>
+                <w:sz w:val="20"/>
+                <w:u w:val="single"/>
+              </w:rPr>
+              <w:t>D.-H. Kang</w:t>
+            </w:r>
+            <w:r>
+              <w:rPr>
+                <w:rFonts w:ascii="Times New Roman" w:hAnsi="Times New Roman" w:eastAsia="NanumGothic"/>
+                <w:b/>
+                <w:sz w:val="20"/>
+                <w:u w:val="single"/>
               </w:rPr>
               <w:t>*</w:t>
             </w:r>
